--- a/.claude/skills/meeting-minutes/templates/example-template.docx
+++ b/.claude/skills/meeting-minutes/templates/example-template.docx
@@ -87,6 +87,29 @@
     <w:p>
       <w:r>
         <w:t>{%p for x in decisions %}</w:t>
+      </w:r>
+    </w:p>
+    <w:p>
+      <w:r>
+        <w:t>- {{ x }}</w:t>
+      </w:r>
+    </w:p>
+    <w:p>
+      <w:r>
+        <w:t>{%p endfor %}</w:t>
+      </w:r>
+    </w:p>
+    <w:p>
+      <w:pPr>
+        <w:pStyle w:val="Heading1"/>
+      </w:pPr>
+      <w:r>
+        <w:t>미결 사항</w:t>
+      </w:r>
+    </w:p>
+    <w:p>
+      <w:r>
+        <w:t>{%p for x in open_issues %}</w:t>
       </w:r>
     </w:p>
     <w:p>
